--- a/pr-preview/pr-331/basic-statistical-methods-handout-tracked-changes.docx
+++ b/pr-preview/pr-331/basic-statistical-methods-handout-tracked-changes.docx
@@ -16,7 +16,7 @@
       </w:pPr>
       <w:del w:id="1" w:author="PR Preview" w:date="2026-01-01T00:00:00Z">
         <w:r>
-          <w:delText xml:space="preserve">Last modified: 2026-10-17 21:08:29 (PDT)</w:delText>
+          <w:delText xml:space="preserve">Last modified: 2026-10-18 13:22:01 (PDT)</w:delText>
         </w:r>
       </w:del>
     </w:p>
@@ -26,7 +26,7 @@
       </w:pPr>
       <w:ins w:id="2" w:author="PR Preview" w:date="2026-01-01T00:00:00Z">
         <w:r>
-          <w:t xml:space="preserve">Last modified: 2026-10-18 00:41:10 (PDT)</w:t>
+          <w:t xml:space="preserve">Last modified: 2026-10-18 13:25:37 (PDT)</w:t>
         </w:r>
       </w:ins>
     </w:p>
@@ -196,7 +196,7 @@
         <w:t xml:space="preserve"> </w:t>
       </w:r>
       <w:r>
-        <w:t xml:space="preserve">Vittinghoff et al. (2012)</w:t>
+        <w:t xml:space="preserve">Vittinghoff et al. [1]</w:t>
       </w:r>
       <w:r>
         <w:t xml:space="preserve">, Chapter 3.</w:t>
@@ -253,7 +253,7 @@
         <w:t xml:space="preserve"> </w:t>
       </w:r>
       <w:r>
-        <w:t xml:space="preserve">(Hulley et al. 1998)</w:t>
+        <w:t xml:space="preserve">[2]</w:t>
       </w:r>
       <w:r>
         <w:t xml:space="preserve">.</w:t>
@@ -288,7 +288,7 @@
         <w:t xml:space="preserve"> </w:t>
       </w:r>
       <w:r>
-        <w:t xml:space="preserve">(Hulley et al. 1998)</w:t>
+        <w:t xml:space="preserve">[2]</w:t>
       </w:r>
       <w:r>
         <w:t xml:space="preserve">.</w:t>
@@ -303,7 +303,7 @@
         <w:t xml:space="preserve"> </w:t>
       </w:r>
       <w:r>
-        <w:t xml:space="preserve">(Hulley et al. 1998)</w:t>
+        <w:t xml:space="preserve">[2]</w:t>
       </w:r>
       <w:r>
         <w:t xml:space="preserve">.</w:t>
@@ -320,7 +320,7 @@
         <w:t xml:space="preserve"> </w:t>
       </w:r>
       <w:r>
-        <w:t xml:space="preserve">(Hulley et al. 1998)</w:t>
+        <w:t xml:space="preserve">[2]</w:t>
       </w:r>
       <w:r>
         <w:t xml:space="preserve">.</w:t>
@@ -337,7 +337,7 @@
         <w:t xml:space="preserve"> </w:t>
       </w:r>
       <w:r>
-        <w:t xml:space="preserve">Vittinghoff et al. (2012)</w:t>
+        <w:t xml:space="preserve">Vittinghoff et al. [1]</w:t>
       </w:r>
       <w:r>
         <w:t xml:space="preserve"> </w:t>
@@ -4448,6 +4448,12 @@
       <w:r>
         <w:t xml:space="preserve">uses the statistic</w:t>
       </w:r>
+      <w:r>
+        <w:t xml:space="preserve"> </w:t>
+      </w:r>
+      <w:r>
+        <w:t xml:space="preserve">[3]</w:t>
+      </w:r>
     </w:p>
     <w:p>
       <w:pPr>
@@ -4698,7 +4704,7 @@
         <w:t xml:space="preserve"> </w:t>
       </w:r>
       <w:r>
-        <w:t xml:space="preserve">Wikipedia contributors (2026e)</w:t>
+        <w:t xml:space="preserve">Wikipedia contributors [3]</w:t>
       </w:r>
       <w:r>
         <w:t xml:space="preserve">.</w:t>
@@ -5043,7 +5049,7 @@
         <w:t xml:space="preserve"> </w:t>
       </w:r>
       <w:r>
-        <w:t xml:space="preserve">(Hogg et al. 2019, sec. 5.5, pp. 203-205)</w:t>
+        <w:t xml:space="preserve">[4, Sec. 5.5], pp. 203-205</w:t>
       </w:r>
       <w:r>
         <w:t xml:space="preserve">:</w:t>
@@ -6746,7 +6752,7 @@
         <w:t xml:space="preserve"> </w:t>
       </w:r>
       <w:r>
-        <w:t xml:space="preserve">Wikipedia contributors (2026e)</w:t>
+        <w:t xml:space="preserve">Wikipedia contributors [3]</w:t>
       </w:r>
       <w:r>
         <w:t xml:space="preserve">.</w:t>
@@ -7925,6 +7931,12 @@
       </w:r>
       <w:r>
         <w:t xml:space="preserve">uses the statistic</w:t>
+      </w:r>
+      <w:r>
+        <w:t xml:space="preserve"> </w:t>
+      </w:r>
+      <w:r>
+        <w:t xml:space="preserve">[5]</w:t>
       </w:r>
     </w:p>
     <w:p>
@@ -8603,7 +8615,7 @@
         <w:t xml:space="preserve"> </w:t>
       </w:r>
       <w:r>
-        <w:t xml:space="preserve">Wikipedia contributors (2026f)</w:t>
+        <w:t xml:space="preserve">Wikipedia contributors [5]</w:t>
       </w:r>
       <w:r>
         <w:t xml:space="preserve">.</w:t>
@@ -10409,6 +10421,12 @@
       <w:r>
         <w:t xml:space="preserve">is</w:t>
       </w:r>
+      <w:r>
+        <w:t xml:space="preserve"> </w:t>
+      </w:r>
+      <w:r>
+        <w:t xml:space="preserve">[6]</w:t>
+      </w:r>
     </w:p>
     <w:p>
       <w:pPr>
@@ -10629,7 +10647,7 @@
         <w:t xml:space="preserve"> </w:t>
       </w:r>
       <w:r>
-        <w:t xml:space="preserve">Wikipedia contributors (2026d)</w:t>
+        <w:t xml:space="preserve">Wikipedia contributors [6]</w:t>
       </w:r>
       <w:r>
         <w:t xml:space="preserve">.</w:t>
@@ -11605,7 +11623,7 @@
         <w:t xml:space="preserve"> </w:t>
       </w:r>
       <w:r>
-        <w:t xml:space="preserve">Wikipedia contributors (2026e)</w:t>
+        <w:t xml:space="preserve">Wikipedia contributors [3]</w:t>
       </w:r>
       <w:r>
         <w:t xml:space="preserve">.</w:t>
@@ -11765,7 +11783,7 @@
         <w:t xml:space="preserve"> </w:t>
       </w:r>
       <w:r>
-        <w:t xml:space="preserve">(Hogg et al. 2019, sec. 8.2, p. 371)</w:t>
+        <w:t xml:space="preserve">[4, Sec. 8.2], p. 371</w:t>
       </w:r>
       <w:r>
         <w:t xml:space="preserve">.</w:t>
@@ -12039,7 +12057,7 @@
         </w:numPr>
       </w:pPr>
       <w:r>
-        <w:t xml:space="preserve">Hogg et al. (2019, sec. 8.2, pp. 369–377)</w:t>
+        <w:t xml:space="preserve">Hogg et al. [4, Sec. 8.2], pp. 369–377</w:t>
       </w:r>
       <w:r>
         <w:t xml:space="preserve"> </w:t>
@@ -12057,7 +12075,7 @@
         </w:numPr>
       </w:pPr>
       <w:r>
-        <w:t xml:space="preserve">Rice (2007, sec. 11.2.1, pp. 421–432)</w:t>
+        <w:t xml:space="preserve">Rice [7, Sec. 11.2.1], pp. 421–432</w:t>
       </w:r>
       <w:r>
         <w:t xml:space="preserve"> </w:t>
@@ -12075,7 +12093,7 @@
         </w:numPr>
       </w:pPr>
       <w:r>
-        <w:t xml:space="preserve">Rice (2007, sec. 11.3.1, pp. 446–447)</w:t>
+        <w:t xml:space="preserve">Rice [7, Sec. 11.3.1], pp. 446–447</w:t>
       </w:r>
       <w:r>
         <w:t xml:space="preserve"> </w:t>
@@ -12945,7 +12963,7 @@
         <w:pStyle w:val="BodyText"/>
       </w:pPr>
       <w:r>
-        <w:t xml:space="preserve">Hogg et al. (2019, sec. 7.2, pp. 314–322)</w:t>
+        <w:t xml:space="preserve">Hogg et al. [4, Sec. 7.2], pp. 314–322</w:t>
       </w:r>
       <w:r>
         <w:t xml:space="preserve"> </w:t>
@@ -13464,7 +13482,7 @@
         <w:t xml:space="preserve"> </w:t>
       </w:r>
       <w:r>
-        <w:t xml:space="preserve">Wikipedia contributors (2026c)</w:t>
+        <w:t xml:space="preserve">Wikipedia contributors [8]</w:t>
       </w:r>
       <w:r>
         <w:t xml:space="preserve">.</w:t>
@@ -14169,7 +14187,7 @@
         <w:t xml:space="preserve"> </w:t>
       </w:r>
       <w:r>
-        <w:t xml:space="preserve">Wikipedia contributors (2026c)</w:t>
+        <w:t xml:space="preserve">Wikipedia contributors [8]</w:t>
       </w:r>
       <w:r>
         <w:t xml:space="preserve">.</w:t>
@@ -15364,6 +15382,18 @@
       <w:r>
         <w:t xml:space="preserve">uses the statistic</w:t>
       </w:r>
+      <w:r>
+        <w:t xml:space="preserve"> </w:t>
+      </w:r>
+      <w:r>
+        <w:t xml:space="preserve">[9]</w:t>
+      </w:r>
+      <w:r>
+        <w:t xml:space="preserve"> </w:t>
+      </w:r>
+      <w:r>
+        <w:t xml:space="preserve">[10]</w:t>
+      </w:r>
     </w:p>
     <w:p>
       <w:pPr>
@@ -15619,7 +15649,7 @@
         <w:t xml:space="preserve"> </w:t>
       </w:r>
       <w:r>
-        <w:t xml:space="preserve">Wikipedia contributors (2026a)</w:t>
+        <w:t xml:space="preserve">Wikipedia contributors [9]</w:t>
       </w:r>
       <w:r>
         <w:t xml:space="preserve">.</w:t>
@@ -16048,7 +16078,7 @@
         <w:t xml:space="preserve"> </w:t>
       </w:r>
       <w:r>
-        <w:t xml:space="preserve">(Hogg et al. 2019, sec. 9.3, p. 449)</w:t>
+        <w:t xml:space="preserve">[4, Sec. 9.3], p. 449</w:t>
       </w:r>
       <w:r>
         <w:t xml:space="preserve">.</w:t>
@@ -18529,7 +18559,7 @@
         </w:numPr>
       </w:pPr>
       <w:r>
-        <w:t xml:space="preserve">Hogg et al. (2019, sec. 9.3, pp. 446–455)</w:t>
+        <w:t xml:space="preserve">Hogg et al. [4, Sec. 9.3], pp. 446–455</w:t>
       </w:r>
       <w:r>
         <w:t xml:space="preserve"> </w:t>
@@ -18547,7 +18577,7 @@
         </w:numPr>
       </w:pPr>
       <w:r>
-        <w:t xml:space="preserve">Casella and Berger (2002, sec. 11.2, pp. 522–538)</w:t>
+        <w:t xml:space="preserve">Casella and Berger [11, Sec. 11.2], pp. 522–538</w:t>
       </w:r>
       <w:r>
         <w:t xml:space="preserve"> </w:t>
@@ -18565,7 +18595,7 @@
         </w:numPr>
       </w:pPr>
       <w:r>
-        <w:t xml:space="preserve">Rice (2007, sec. 12.2, pp. 477–488)</w:t>
+        <w:t xml:space="preserve">Rice [7, Sec. 12.2], pp. 477–488</w:t>
       </w:r>
       <w:r>
         <w:t xml:space="preserve"> </w:t>
@@ -18575,118 +18605,32 @@
       </w:r>
     </w:p>
     <w:bookmarkEnd w:id="76"/>
-    <w:bookmarkStart w:id="77" w:name="further-reading"/>
+    <w:bookmarkStart w:id="98" w:name="references"/>
     <w:p>
       <w:pPr>
         <w:pStyle w:val="Heading2"/>
       </w:pPr>
       <w:r>
-        <w:t xml:space="preserve">Further reading</w:t>
+        <w:t xml:space="preserve">References</w:t>
       </w:r>
     </w:p>
-    <w:p>
-      <w:pPr>
-        <w:numPr>
-          <w:ilvl w:val="0"/>
-          <w:numId w:val="1005"/>
-        </w:numPr>
-      </w:pPr>
-      <w:r>
-        <w:t xml:space="preserve">Wikipedia contributors (2026e)</w:t>
-      </w:r>
-      <w:r>
-        <w:t xml:space="preserve"> </w:t>
-      </w:r>
-      <w:r>
-        <w:t xml:space="preserve">— one-sample, paired and two-sample t-tests</w:t>
-      </w:r>
-    </w:p>
-    <w:p>
-      <w:pPr>
-        <w:numPr>
-          <w:ilvl w:val="0"/>
-          <w:numId w:val="1005"/>
-        </w:numPr>
-      </w:pPr>
-      <w:r>
-        <w:t xml:space="preserve">Wikipedia contributors (2026f)</w:t>
-      </w:r>
-      <w:r>
-        <w:t xml:space="preserve"> </w:t>
-      </w:r>
-      <w:r>
-        <w:t xml:space="preserve">— the t-test for groups with unequal variances</w:t>
-      </w:r>
-    </w:p>
-    <w:p>
-      <w:pPr>
-        <w:numPr>
-          <w:ilvl w:val="0"/>
-          <w:numId w:val="1005"/>
-        </w:numPr>
-      </w:pPr>
-      <w:r>
-        <w:t xml:space="preserve">Wikipedia contributors (2026a)</w:t>
-      </w:r>
-      <w:r>
-        <w:t xml:space="preserve"> </w:t>
-      </w:r>
-      <w:r>
-        <w:t xml:space="preserve">— ANOVA and its F-test</w:t>
-      </w:r>
-    </w:p>
-    <w:p>
-      <w:pPr>
-        <w:numPr>
-          <w:ilvl w:val="0"/>
-          <w:numId w:val="1005"/>
-        </w:numPr>
-      </w:pPr>
-      <w:r>
-        <w:t xml:space="preserve">Wikipedia contributors (2026b)</w:t>
-      </w:r>
-      <w:r>
-        <w:t xml:space="preserve"> </w:t>
-      </w:r>
-      <w:r>
-        <w:t xml:space="preserve">— F-tests and where they arise</w:t>
-      </w:r>
-    </w:p>
-    <w:p>
-      <w:pPr>
-        <w:numPr>
-          <w:ilvl w:val="0"/>
-          <w:numId w:val="1005"/>
-        </w:numPr>
-      </w:pPr>
-      <w:r>
-        <w:t xml:space="preserve">Wikipedia contributors (2026d)</w:t>
-      </w:r>
-      <w:r>
-        <w:t xml:space="preserve"> </w:t>
-      </w:r>
-      <w:r>
-        <w:t xml:space="preserve">— pooling the variances of several groups</w:t>
-      </w:r>
-    </w:p>
-    <w:bookmarkEnd w:id="77"/>
-    <w:bookmarkStart w:id="99" w:name="references"/>
-    <w:p>
-      <w:pPr>
-        <w:pStyle w:val="Heading2"/>
-      </w:pPr>
-      <w:r>
-        <w:t xml:space="preserve">References</w:t>
-      </w:r>
-    </w:p>
-    <w:bookmarkStart w:id="98" w:name="refs"/>
-    <w:bookmarkStart w:id="79" w:name="ref-CaseBerg01"/>
+    <w:bookmarkStart w:id="97" w:name="refs"/>
+    <w:bookmarkStart w:id="78" w:name="ref-vittinghoff2e"/>
     <w:p>
       <w:pPr>
         <w:pStyle w:val="Bibliography"/>
       </w:pPr>
       <w:r>
-        <w:t xml:space="preserve">Casella, George, and Roger Berger. 2002.</w:t>
+        <w:t xml:space="preserve">[1]</w:t>
+      </w:r>
+      <w:r>
+        <w:t xml:space="preserve"> </w:t>
+      </w:r>
+      <w:r>
+        <w:t xml:space="preserve">	</w:t>
+      </w:r>
+      <w:r>
+        <w:t xml:space="preserve">E. Vittinghoff, D. V. Glidden, S. C. Shiboski, and C. E. McCulloch,</w:t>
       </w:r>
       <w:r>
         <w:t xml:space="preserve"> </w:t>
@@ -18696,15 +18640,532 @@
           <w:i/>
           <w:iCs/>
         </w:rPr>
-        <w:t xml:space="preserve">Statistical Inference</w:t>
-      </w:r>
-      <w:r>
-        <w:t xml:space="preserve">. 2nd ed. Cengage Learning.</w:t>
-      </w:r>
-      <w:r>
-        <w:t xml:space="preserve"> </w:t>
-      </w:r>
-      <w:hyperlink r:id="rId78">
+        <w:t xml:space="preserve">Regression methods in biostatistics: Linear, logistic, survival, and repeated measures models</w:t>
+      </w:r>
+      <w:r>
+        <w:t xml:space="preserve">, 2nd ed. Springer, 2012. doi:</w:t>
+      </w:r>
+      <w:r>
+        <w:t xml:space="preserve"> </w:t>
+      </w:r>
+      <w:hyperlink r:id="rId77">
+        <w:r>
+          <w:rPr>
+            <w:rStyle w:val="Hyperlink"/>
+          </w:rPr>
+          <w:t xml:space="preserve">10.1007/978-1-4614-1353-0</w:t>
+        </w:r>
+      </w:hyperlink>
+      <w:r>
+        <w:t xml:space="preserve">.</w:t>
+      </w:r>
+    </w:p>
+    <w:bookmarkEnd w:id="78"/>
+    <w:bookmarkStart w:id="80" w:name="ref-HulleyStephen1998RToE"/>
+    <w:p>
+      <w:pPr>
+        <w:pStyle w:val="Bibliography"/>
+      </w:pPr>
+      <w:r>
+        <w:t xml:space="preserve">[2]</w:t>
+      </w:r>
+      <w:r>
+        <w:t xml:space="preserve"> </w:t>
+      </w:r>
+      <w:r>
+        <w:t xml:space="preserve">	</w:t>
+      </w:r>
+      <w:r>
+        <w:t xml:space="preserve">S. Hulley</w:t>
+      </w:r>
+      <w:r>
+        <w:t xml:space="preserve"> </w:t>
+      </w:r>
+      <w:r>
+        <w:rPr>
+          <w:i/>
+          <w:iCs/>
+        </w:rPr>
+        <w:t xml:space="preserve">et al.</w:t>
+      </w:r>
+      <w:r>
+        <w:t xml:space="preserve">,</w:t>
+      </w:r>
+      <w:r>
+        <w:t xml:space="preserve"> </w:t>
+      </w:r>
+      <w:r>
+        <w:t xml:space="preserve">“Randomized trial of estrogen plus progestin for secondary prevention of coronary heart disease in postmenopausal women,”</w:t>
+      </w:r>
+      <w:r>
+        <w:t xml:space="preserve"> </w:t>
+      </w:r>
+      <w:r>
+        <w:rPr>
+          <w:i/>
+          <w:iCs/>
+        </w:rPr>
+        <w:t xml:space="preserve">JAMA : the journal of the American Medical Association</w:t>
+      </w:r>
+      <w:r>
+        <w:t xml:space="preserve">, vol. 280, no. 7, pp. 605–613, 1998, doi:</w:t>
+      </w:r>
+      <w:r>
+        <w:t xml:space="preserve"> </w:t>
+      </w:r>
+      <w:hyperlink r:id="rId79">
+        <w:r>
+          <w:rPr>
+            <w:rStyle w:val="Hyperlink"/>
+          </w:rPr>
+          <w:t xml:space="preserve">10.1001/jama.280.7.605</w:t>
+        </w:r>
+      </w:hyperlink>
+      <w:r>
+        <w:t xml:space="preserve">.</w:t>
+      </w:r>
+    </w:p>
+    <w:bookmarkEnd w:id="80"/>
+    <w:bookmarkStart w:id="82" w:name="ref-wikipedia_students_t_test"/>
+    <w:p>
+      <w:pPr>
+        <w:pStyle w:val="Bibliography"/>
+      </w:pPr>
+      <w:r>
+        <w:t xml:space="preserve">[3]</w:t>
+      </w:r>
+      <w:r>
+        <w:t xml:space="preserve"> </w:t>
+      </w:r>
+      <w:r>
+        <w:t xml:space="preserve">	</w:t>
+      </w:r>
+      <w:r>
+        <w:t xml:space="preserve">Wikipedia contributors,</w:t>
+      </w:r>
+      <w:r>
+        <w:t xml:space="preserve"> </w:t>
+      </w:r>
+      <w:r>
+        <w:t xml:space="preserve">“Student’s t-test —</w:t>
+      </w:r>
+      <w:r>
+        <w:t xml:space="preserve"> </w:t>
+      </w:r>
+      <w:r>
+        <w:t xml:space="preserve">Wikipedia</w:t>
+      </w:r>
+      <w:r>
+        <w:t xml:space="preserve">,</w:t>
+      </w:r>
+      <w:r>
+        <w:t xml:space="preserve"> </w:t>
+      </w:r>
+      <w:r>
+        <w:t xml:space="preserve">the free encyclopedia.”</w:t>
+      </w:r>
+      <w:r>
+        <w:t xml:space="preserve"> </w:t>
+      </w:r>
+      <w:r>
+        <w:t xml:space="preserve">2026. Available:</w:t>
+      </w:r>
+      <w:r>
+        <w:t xml:space="preserve"> </w:t>
+      </w:r>
+      <w:hyperlink r:id="rId81">
+        <w:r>
+          <w:rPr>
+            <w:rStyle w:val="Hyperlink"/>
+          </w:rPr>
+          <w:t xml:space="preserve">https://en.wikipedia.org/wiki/Student%27s_t-test</w:t>
+        </w:r>
+      </w:hyperlink>
+    </w:p>
+    <w:bookmarkEnd w:id="82"/>
+    <w:bookmarkStart w:id="83" w:name="ref-hoggtanis2015"/>
+    <w:p>
+      <w:pPr>
+        <w:pStyle w:val="Bibliography"/>
+      </w:pPr>
+      <w:r>
+        <w:t xml:space="preserve">[4]</w:t>
+      </w:r>
+      <w:r>
+        <w:t xml:space="preserve"> </w:t>
+      </w:r>
+      <w:r>
+        <w:t xml:space="preserve">	</w:t>
+      </w:r>
+      <w:r>
+        <w:t xml:space="preserve">R. V. Hogg, E. A. Tanis, and D. L. Zimmerman,</w:t>
+      </w:r>
+      <w:r>
+        <w:t xml:space="preserve"> </w:t>
+      </w:r>
+      <w:r>
+        <w:rPr>
+          <w:i/>
+          <w:iCs/>
+        </w:rPr>
+        <w:t xml:space="preserve">Probability and statistical inference</w:t>
+      </w:r>
+      <w:r>
+        <w:t xml:space="preserve">, Tenth edition. Boston: Pearson, 2019.</w:t>
+      </w:r>
+    </w:p>
+    <w:bookmarkEnd w:id="83"/>
+    <w:bookmarkStart w:id="85" w:name="ref-wikipedia_welchs_t_test"/>
+    <w:p>
+      <w:pPr>
+        <w:pStyle w:val="Bibliography"/>
+      </w:pPr>
+      <w:r>
+        <w:t xml:space="preserve">[5]</w:t>
+      </w:r>
+      <w:r>
+        <w:t xml:space="preserve"> </w:t>
+      </w:r>
+      <w:r>
+        <w:t xml:space="preserve">	</w:t>
+      </w:r>
+      <w:r>
+        <w:t xml:space="preserve">Wikipedia contributors,</w:t>
+      </w:r>
+      <w:r>
+        <w:t xml:space="preserve"> </w:t>
+      </w:r>
+      <w:r>
+        <w:t xml:space="preserve">“Welch’s t-test —</w:t>
+      </w:r>
+      <w:r>
+        <w:t xml:space="preserve"> </w:t>
+      </w:r>
+      <w:r>
+        <w:t xml:space="preserve">Wikipedia</w:t>
+      </w:r>
+      <w:r>
+        <w:t xml:space="preserve">,</w:t>
+      </w:r>
+      <w:r>
+        <w:t xml:space="preserve"> </w:t>
+      </w:r>
+      <w:r>
+        <w:t xml:space="preserve">the free encyclopedia.”</w:t>
+      </w:r>
+      <w:r>
+        <w:t xml:space="preserve"> </w:t>
+      </w:r>
+      <w:r>
+        <w:t xml:space="preserve">2026. Available:</w:t>
+      </w:r>
+      <w:r>
+        <w:t xml:space="preserve"> </w:t>
+      </w:r>
+      <w:hyperlink r:id="rId84">
+        <w:r>
+          <w:rPr>
+            <w:rStyle w:val="Hyperlink"/>
+          </w:rPr>
+          <w:t xml:space="preserve">https://en.wikipedia.org/wiki/Welch%27s_t-test</w:t>
+        </w:r>
+      </w:hyperlink>
+    </w:p>
+    <w:bookmarkEnd w:id="85"/>
+    <w:bookmarkStart w:id="87" w:name="ref-wikipedia_pooled_variance"/>
+    <w:p>
+      <w:pPr>
+        <w:pStyle w:val="Bibliography"/>
+      </w:pPr>
+      <w:r>
+        <w:t xml:space="preserve">[6]</w:t>
+      </w:r>
+      <w:r>
+        <w:t xml:space="preserve"> </w:t>
+      </w:r>
+      <w:r>
+        <w:t xml:space="preserve">	</w:t>
+      </w:r>
+      <w:r>
+        <w:t xml:space="preserve">Wikipedia contributors,</w:t>
+      </w:r>
+      <w:r>
+        <w:t xml:space="preserve"> </w:t>
+      </w:r>
+      <w:r>
+        <w:t xml:space="preserve">“Pooled variance —</w:t>
+      </w:r>
+      <w:r>
+        <w:t xml:space="preserve"> </w:t>
+      </w:r>
+      <w:r>
+        <w:t xml:space="preserve">Wikipedia</w:t>
+      </w:r>
+      <w:r>
+        <w:t xml:space="preserve">,</w:t>
+      </w:r>
+      <w:r>
+        <w:t xml:space="preserve"> </w:t>
+      </w:r>
+      <w:r>
+        <w:t xml:space="preserve">the free encyclopedia.”</w:t>
+      </w:r>
+      <w:r>
+        <w:t xml:space="preserve"> </w:t>
+      </w:r>
+      <w:r>
+        <w:t xml:space="preserve">2026. Available:</w:t>
+      </w:r>
+      <w:r>
+        <w:t xml:space="preserve"> </w:t>
+      </w:r>
+      <w:hyperlink r:id="rId86">
+        <w:r>
+          <w:rPr>
+            <w:rStyle w:val="Hyperlink"/>
+          </w:rPr>
+          <w:t xml:space="preserve">https://en.wikipedia.org/wiki/Pooled_variance</w:t>
+        </w:r>
+      </w:hyperlink>
+    </w:p>
+    <w:bookmarkEnd w:id="87"/>
+    <w:bookmarkStart w:id="88" w:name="ref-rice2007mathematical"/>
+    <w:p>
+      <w:pPr>
+        <w:pStyle w:val="Bibliography"/>
+      </w:pPr>
+      <w:r>
+        <w:t xml:space="preserve">[7]</w:t>
+      </w:r>
+      <w:r>
+        <w:t xml:space="preserve"> </w:t>
+      </w:r>
+      <w:r>
+        <w:t xml:space="preserve">	</w:t>
+      </w:r>
+      <w:r>
+        <w:t xml:space="preserve">J. A. Rice,</w:t>
+      </w:r>
+      <w:r>
+        <w:t xml:space="preserve"> </w:t>
+      </w:r>
+      <w:r>
+        <w:rPr>
+          <w:i/>
+          <w:iCs/>
+        </w:rPr>
+        <w:t xml:space="preserve">Mathematical statistics and data analysis</w:t>
+      </w:r>
+      <w:r>
+        <w:t xml:space="preserve">, 3rd ed. Belmont, CA: Cengage Learning, 2007.</w:t>
+      </w:r>
+    </w:p>
+    <w:bookmarkEnd w:id="88"/>
+    <w:bookmarkStart w:id="90" w:name="Xb77271a8c2834a333d91550be0fe1b0a3afc5b3"/>
+    <w:p>
+      <w:pPr>
+        <w:pStyle w:val="Bibliography"/>
+      </w:pPr>
+      <w:r>
+        <w:t xml:space="preserve">[8]</w:t>
+      </w:r>
+      <w:r>
+        <w:t xml:space="preserve"> </w:t>
+      </w:r>
+      <w:r>
+        <w:t xml:space="preserve">	</w:t>
+      </w:r>
+      <w:r>
+        <w:t xml:space="preserve">Wikipedia contributors,</w:t>
+      </w:r>
+      <w:r>
+        <w:t xml:space="preserve"> </w:t>
+      </w:r>
+      <w:r>
+        <w:t xml:space="preserve">“Partition of sums of squares —</w:t>
+      </w:r>
+      <w:r>
+        <w:t xml:space="preserve"> </w:t>
+      </w:r>
+      <w:r>
+        <w:t xml:space="preserve">Wikipedia</w:t>
+      </w:r>
+      <w:r>
+        <w:t xml:space="preserve">,</w:t>
+      </w:r>
+      <w:r>
+        <w:t xml:space="preserve"> </w:t>
+      </w:r>
+      <w:r>
+        <w:t xml:space="preserve">the free encyclopedia.”</w:t>
+      </w:r>
+      <w:r>
+        <w:t xml:space="preserve"> </w:t>
+      </w:r>
+      <w:r>
+        <w:t xml:space="preserve">2026. Available:</w:t>
+      </w:r>
+      <w:r>
+        <w:t xml:space="preserve"> </w:t>
+      </w:r>
+      <w:hyperlink r:id="rId89">
+        <w:r>
+          <w:rPr>
+            <w:rStyle w:val="Hyperlink"/>
+          </w:rPr>
+          <w:t xml:space="preserve">https://en.wikipedia.org/wiki/Partition_of_sums_of_squares</w:t>
+        </w:r>
+      </w:hyperlink>
+    </w:p>
+    <w:bookmarkEnd w:id="90"/>
+    <w:bookmarkStart w:id="92" w:name="ref-wikipedia_analysis_of_variance"/>
+    <w:p>
+      <w:pPr>
+        <w:pStyle w:val="Bibliography"/>
+      </w:pPr>
+      <w:r>
+        <w:t xml:space="preserve">[9]</w:t>
+      </w:r>
+      <w:r>
+        <w:t xml:space="preserve"> </w:t>
+      </w:r>
+      <w:r>
+        <w:t xml:space="preserve">	</w:t>
+      </w:r>
+      <w:r>
+        <w:t xml:space="preserve">Wikipedia contributors,</w:t>
+      </w:r>
+      <w:r>
+        <w:t xml:space="preserve"> </w:t>
+      </w:r>
+      <w:r>
+        <w:t xml:space="preserve">“Analysis of variance —</w:t>
+      </w:r>
+      <w:r>
+        <w:t xml:space="preserve"> </w:t>
+      </w:r>
+      <w:r>
+        <w:t xml:space="preserve">Wikipedia</w:t>
+      </w:r>
+      <w:r>
+        <w:t xml:space="preserve">,</w:t>
+      </w:r>
+      <w:r>
+        <w:t xml:space="preserve"> </w:t>
+      </w:r>
+      <w:r>
+        <w:t xml:space="preserve">the free encyclopedia.”</w:t>
+      </w:r>
+      <w:r>
+        <w:t xml:space="preserve"> </w:t>
+      </w:r>
+      <w:r>
+        <w:t xml:space="preserve">2026. Available:</w:t>
+      </w:r>
+      <w:r>
+        <w:t xml:space="preserve"> </w:t>
+      </w:r>
+      <w:hyperlink r:id="rId91">
+        <w:r>
+          <w:rPr>
+            <w:rStyle w:val="Hyperlink"/>
+          </w:rPr>
+          <w:t xml:space="preserve">https://en.wikipedia.org/wiki/Analysis_of_variance</w:t>
+        </w:r>
+      </w:hyperlink>
+    </w:p>
+    <w:bookmarkEnd w:id="92"/>
+    <w:bookmarkStart w:id="94" w:name="ref-wikipedia_f_test"/>
+    <w:p>
+      <w:pPr>
+        <w:pStyle w:val="Bibliography"/>
+      </w:pPr>
+      <w:r>
+        <w:t xml:space="preserve">[10]</w:t>
+      </w:r>
+      <w:r>
+        <w:t xml:space="preserve"> </w:t>
+      </w:r>
+      <w:r>
+        <w:t xml:space="preserve">	</w:t>
+      </w:r>
+      <w:r>
+        <w:t xml:space="preserve">Wikipedia contributors,</w:t>
+      </w:r>
+      <w:r>
+        <w:t xml:space="preserve"> </w:t>
+      </w:r>
+      <w:r>
+        <w:t xml:space="preserve">“F-test —</w:t>
+      </w:r>
+      <w:r>
+        <w:t xml:space="preserve"> </w:t>
+      </w:r>
+      <w:r>
+        <w:t xml:space="preserve">Wikipedia</w:t>
+      </w:r>
+      <w:r>
+        <w:t xml:space="preserve">,</w:t>
+      </w:r>
+      <w:r>
+        <w:t xml:space="preserve"> </w:t>
+      </w:r>
+      <w:r>
+        <w:t xml:space="preserve">the free encyclopedia.”</w:t>
+      </w:r>
+      <w:r>
+        <w:t xml:space="preserve"> </w:t>
+      </w:r>
+      <w:r>
+        <w:t xml:space="preserve">2026. Available:</w:t>
+      </w:r>
+      <w:r>
+        <w:t xml:space="preserve"> </w:t>
+      </w:r>
+      <w:hyperlink r:id="rId93">
+        <w:r>
+          <w:rPr>
+            <w:rStyle w:val="Hyperlink"/>
+          </w:rPr>
+          <w:t xml:space="preserve">https://en.wikipedia.org/wiki/F-test</w:t>
+        </w:r>
+      </w:hyperlink>
+    </w:p>
+    <w:bookmarkEnd w:id="94"/>
+    <w:bookmarkStart w:id="96" w:name="ref-CaseBerg01"/>
+    <w:p>
+      <w:pPr>
+        <w:pStyle w:val="Bibliography"/>
+      </w:pPr>
+      <w:r>
+        <w:t xml:space="preserve">[11]</w:t>
+      </w:r>
+      <w:r>
+        <w:t xml:space="preserve"> </w:t>
+      </w:r>
+      <w:r>
+        <w:t xml:space="preserve">	</w:t>
+      </w:r>
+      <w:r>
+        <w:t xml:space="preserve">G. Casella and R. Berger,</w:t>
+      </w:r>
+      <w:r>
+        <w:t xml:space="preserve"> </w:t>
+      </w:r>
+      <w:r>
+        <w:rPr>
+          <w:i/>
+          <w:iCs/>
+        </w:rPr>
+        <w:t xml:space="preserve">Statistical inference</w:t>
+      </w:r>
+      <w:r>
+        <w:t xml:space="preserve">, 2nd ed. Cengage Learning, 2002. Available:</w:t>
+      </w:r>
+      <w:r>
+        <w:t xml:space="preserve"> </w:t>
+      </w:r>
+      <w:hyperlink r:id="rId95">
         <w:r>
           <w:rPr>
             <w:rStyle w:val="Hyperlink"/>
@@ -18712,574 +19173,10 @@
           <w:t xml:space="preserve">https://www.cengage.com/c/statistical-inference-2e-casella-berger/9780534243128/</w:t>
         </w:r>
       </w:hyperlink>
-      <w:r>
-        <w:t xml:space="preserve">.</w:t>
-      </w:r>
     </w:p>
-    <w:bookmarkEnd w:id="79"/>
-    <w:bookmarkStart w:id="80" w:name="ref-hoggtanis2015"/>
-    <w:p>
-      <w:pPr>
-        <w:pStyle w:val="Bibliography"/>
-      </w:pPr>
-      <w:r>
-        <w:t xml:space="preserve">Hogg, Robert V., Elliot A. Tanis, and Dale L. Zimmerman. 2019.</w:t>
-      </w:r>
-      <w:r>
-        <w:t xml:space="preserve"> </w:t>
-      </w:r>
-      <w:r>
-        <w:rPr>
-          <w:i/>
-          <w:iCs/>
-        </w:rPr>
-        <w:t xml:space="preserve">Probability and Statistical Inference</w:t>
-      </w:r>
-      <w:r>
-        <w:t xml:space="preserve">. Tenth edition. Pearson.</w:t>
-      </w:r>
-    </w:p>
-    <w:bookmarkEnd w:id="80"/>
-    <w:bookmarkStart w:id="82" w:name="ref-HulleyStephen1998RToE"/>
-    <w:p>
-      <w:pPr>
-        <w:pStyle w:val="Bibliography"/>
-      </w:pPr>
-      <w:r>
-        <w:t xml:space="preserve">Hulley, Stephen, Deborah Grady, Trudy Bush, et al. 1998.</w:t>
-      </w:r>
-      <w:r>
-        <w:t xml:space="preserve"> </w:t>
-      </w:r>
-      <w:r>
-        <w:t xml:space="preserve">“Randomized Trial of Estrogen Plus Progestin for Secondary Prevention of Coronary Heart Disease in Postmenopausal Women.”</w:t>
-      </w:r>
-      <w:r>
-        <w:t xml:space="preserve"> </w:t>
-      </w:r>
-      <w:r>
-        <w:rPr>
-          <w:i/>
-          <w:iCs/>
-        </w:rPr>
-        <w:t xml:space="preserve">JAMA : The Journal of the American Medical Association</w:t>
-      </w:r>
-      <w:r>
-        <w:t xml:space="preserve"> </w:t>
-      </w:r>
-      <w:r>
-        <w:t xml:space="preserve">(Chicago, IL) 280 (7): 605–13.</w:t>
-      </w:r>
-      <w:r>
-        <w:t xml:space="preserve"> </w:t>
-      </w:r>
-      <w:hyperlink r:id="rId81">
-        <w:r>
-          <w:rPr>
-            <w:rStyle w:val="Hyperlink"/>
-          </w:rPr>
-          <w:t xml:space="preserve">https://doi.org/10.1001/jama.280.7.605</w:t>
-        </w:r>
-      </w:hyperlink>
-      <w:r>
-        <w:t xml:space="preserve">.</w:t>
-      </w:r>
-    </w:p>
-    <w:bookmarkEnd w:id="82"/>
-    <w:bookmarkStart w:id="83" w:name="ref-rice2007mathematical"/>
-    <w:p>
-      <w:pPr>
-        <w:pStyle w:val="Bibliography"/>
-      </w:pPr>
-      <w:r>
-        <w:t xml:space="preserve">Rice, John A. 2007.</w:t>
-      </w:r>
-      <w:r>
-        <w:t xml:space="preserve"> </w:t>
-      </w:r>
-      <w:r>
-        <w:rPr>
-          <w:i/>
-          <w:iCs/>
-        </w:rPr>
-        <w:t xml:space="preserve">Mathematical Statistics and Data Analysis</w:t>
-      </w:r>
-      <w:r>
-        <w:t xml:space="preserve">. 3rd ed. Cengage Learning.</w:t>
-      </w:r>
-    </w:p>
-    <w:bookmarkEnd w:id="83"/>
-    <w:bookmarkStart w:id="85" w:name="ref-vittinghoff2e"/>
-    <w:p>
-      <w:pPr>
-        <w:pStyle w:val="Bibliography"/>
-      </w:pPr>
-      <w:r>
-        <w:t xml:space="preserve">Vittinghoff, Eric, David V Glidden, Stephen C Shiboski, and Charles E McCulloch. 2012.</w:t>
-      </w:r>
-      <w:r>
-        <w:t xml:space="preserve"> </w:t>
-      </w:r>
-      <w:r>
-        <w:rPr>
-          <w:i/>
-          <w:iCs/>
-        </w:rPr>
-        <w:t xml:space="preserve">Regression Methods in Biostatistics: Linear, Logistic, Survival, and Repeated Measures Models</w:t>
-      </w:r>
-      <w:r>
-        <w:t xml:space="preserve">. 2nd ed. Springer.</w:t>
-      </w:r>
-      <w:r>
-        <w:t xml:space="preserve"> </w:t>
-      </w:r>
-      <w:hyperlink r:id="rId84">
-        <w:r>
-          <w:rPr>
-            <w:rStyle w:val="Hyperlink"/>
-          </w:rPr>
-          <w:t xml:space="preserve">https://doi.org/10.1007/978-1-4614-1353-0</w:t>
-        </w:r>
-      </w:hyperlink>
-      <w:r>
-        <w:t xml:space="preserve">.</w:t>
-      </w:r>
-    </w:p>
-    <w:bookmarkEnd w:id="85"/>
-    <w:bookmarkStart w:id="87" w:name="ref-wikipedia_analysis_of_variance"/>
-    <w:p>
-      <w:pPr>
-        <w:pStyle w:val="Bibliography"/>
-      </w:pPr>
-      <w:r>
-        <w:t xml:space="preserve">Wikipedia contributors. 2026a.</w:t>
-      </w:r>
-      <w:r>
-        <w:t xml:space="preserve"> </w:t>
-      </w:r>
-      <w:r>
-        <w:rPr>
-          <w:i/>
-          <w:iCs/>
-        </w:rPr>
-        <w:t xml:space="preserve">Analysis of Variance —</w:t>
-      </w:r>
-      <w:r>
-        <w:rPr>
-          <w:i/>
-          <w:iCs/>
-        </w:rPr>
-        <w:t xml:space="preserve"> </w:t>
-      </w:r>
-      <w:r>
-        <w:rPr>
-          <w:i/>
-          <w:iCs/>
-        </w:rPr>
-        <w:t xml:space="preserve">Wikipedia</w:t>
-      </w:r>
-      <w:r>
-        <w:rPr>
-          <w:i/>
-          <w:iCs/>
-        </w:rPr>
-        <w:t xml:space="preserve">,</w:t>
-      </w:r>
-      <w:r>
-        <w:rPr>
-          <w:i/>
-          <w:iCs/>
-        </w:rPr>
-        <w:t xml:space="preserve"> </w:t>
-      </w:r>
-      <w:r>
-        <w:rPr>
-          <w:i/>
-          <w:iCs/>
-        </w:rPr>
-        <w:t xml:space="preserve">the Free Encyclopedia</w:t>
-      </w:r>
-      <w:r>
-        <w:t xml:space="preserve">.</w:t>
-      </w:r>
-      <w:r>
-        <w:t xml:space="preserve"> </w:t>
-      </w:r>
-      <w:hyperlink r:id="rId86">
-        <w:r>
-          <w:rPr>
-            <w:rStyle w:val="Hyperlink"/>
-          </w:rPr>
-          <w:t xml:space="preserve">https://en.wikipedia.org/wiki/Analysis_of_variance</w:t>
-        </w:r>
-      </w:hyperlink>
-      <w:r>
-        <w:t xml:space="preserve">.</w:t>
-      </w:r>
-    </w:p>
-    <w:bookmarkEnd w:id="87"/>
-    <w:bookmarkStart w:id="89" w:name="ref-wikipedia_f_test"/>
-    <w:p>
-      <w:pPr>
-        <w:pStyle w:val="Bibliography"/>
-      </w:pPr>
-      <w:r>
-        <w:t xml:space="preserve">Wikipedia contributors. 2026b.</w:t>
-      </w:r>
-      <w:r>
-        <w:t xml:space="preserve"> </w:t>
-      </w:r>
-      <w:r>
-        <w:rPr>
-          <w:i/>
-          <w:iCs/>
-        </w:rPr>
-        <w:t xml:space="preserve">F-Test —</w:t>
-      </w:r>
-      <w:r>
-        <w:rPr>
-          <w:i/>
-          <w:iCs/>
-        </w:rPr>
-        <w:t xml:space="preserve"> </w:t>
-      </w:r>
-      <w:r>
-        <w:rPr>
-          <w:i/>
-          <w:iCs/>
-        </w:rPr>
-        <w:t xml:space="preserve">Wikipedia</w:t>
-      </w:r>
-      <w:r>
-        <w:rPr>
-          <w:i/>
-          <w:iCs/>
-        </w:rPr>
-        <w:t xml:space="preserve">,</w:t>
-      </w:r>
-      <w:r>
-        <w:rPr>
-          <w:i/>
-          <w:iCs/>
-        </w:rPr>
-        <w:t xml:space="preserve"> </w:t>
-      </w:r>
-      <w:r>
-        <w:rPr>
-          <w:i/>
-          <w:iCs/>
-        </w:rPr>
-        <w:t xml:space="preserve">the Free Encyclopedia</w:t>
-      </w:r>
-      <w:r>
-        <w:t xml:space="preserve">.</w:t>
-      </w:r>
-      <w:r>
-        <w:t xml:space="preserve"> </w:t>
-      </w:r>
-      <w:hyperlink r:id="rId88">
-        <w:r>
-          <w:rPr>
-            <w:rStyle w:val="Hyperlink"/>
-          </w:rPr>
-          <w:t xml:space="preserve">https://en.wikipedia.org/wiki/F-test</w:t>
-        </w:r>
-      </w:hyperlink>
-      <w:r>
-        <w:t xml:space="preserve">.</w:t>
-      </w:r>
-    </w:p>
-    <w:bookmarkEnd w:id="89"/>
-    <w:bookmarkStart w:id="91" w:name="Xb77271a8c2834a333d91550be0fe1b0a3afc5b3"/>
-    <w:p>
-      <w:pPr>
-        <w:pStyle w:val="Bibliography"/>
-      </w:pPr>
-      <w:r>
-        <w:t xml:space="preserve">Wikipedia contributors. 2026c.</w:t>
-      </w:r>
-      <w:r>
-        <w:t xml:space="preserve"> </w:t>
-      </w:r>
-      <w:r>
-        <w:rPr>
-          <w:i/>
-          <w:iCs/>
-        </w:rPr>
-        <w:t xml:space="preserve">Partition of Sums of Squares —</w:t>
-      </w:r>
-      <w:r>
-        <w:rPr>
-          <w:i/>
-          <w:iCs/>
-        </w:rPr>
-        <w:t xml:space="preserve"> </w:t>
-      </w:r>
-      <w:r>
-        <w:rPr>
-          <w:i/>
-          <w:iCs/>
-        </w:rPr>
-        <w:t xml:space="preserve">Wikipedia</w:t>
-      </w:r>
-      <w:r>
-        <w:rPr>
-          <w:i/>
-          <w:iCs/>
-        </w:rPr>
-        <w:t xml:space="preserve">,</w:t>
-      </w:r>
-      <w:r>
-        <w:rPr>
-          <w:i/>
-          <w:iCs/>
-        </w:rPr>
-        <w:t xml:space="preserve"> </w:t>
-      </w:r>
-      <w:r>
-        <w:rPr>
-          <w:i/>
-          <w:iCs/>
-        </w:rPr>
-        <w:t xml:space="preserve">the Free Encyclopedia</w:t>
-      </w:r>
-      <w:r>
-        <w:t xml:space="preserve">.</w:t>
-      </w:r>
-      <w:r>
-        <w:t xml:space="preserve"> </w:t>
-      </w:r>
-      <w:hyperlink r:id="rId90">
-        <w:r>
-          <w:rPr>
-            <w:rStyle w:val="Hyperlink"/>
-          </w:rPr>
-          <w:t xml:space="preserve">https://en.wikipedia.org/wiki/Partition_of_sums_of_squares</w:t>
-        </w:r>
-      </w:hyperlink>
-      <w:r>
-        <w:t xml:space="preserve">.</w:t>
-      </w:r>
-    </w:p>
-    <w:bookmarkEnd w:id="91"/>
-    <w:bookmarkStart w:id="93" w:name="ref-wikipedia_pooled_variance"/>
-    <w:p>
-      <w:pPr>
-        <w:pStyle w:val="Bibliography"/>
-      </w:pPr>
-      <w:r>
-        <w:t xml:space="preserve">Wikipedia contributors. 2026d.</w:t>
-      </w:r>
-      <w:r>
-        <w:t xml:space="preserve"> </w:t>
-      </w:r>
-      <w:r>
-        <w:rPr>
-          <w:i/>
-          <w:iCs/>
-        </w:rPr>
-        <w:t xml:space="preserve">Pooled Variance —</w:t>
-      </w:r>
-      <w:r>
-        <w:rPr>
-          <w:i/>
-          <w:iCs/>
-        </w:rPr>
-        <w:t xml:space="preserve"> </w:t>
-      </w:r>
-      <w:r>
-        <w:rPr>
-          <w:i/>
-          <w:iCs/>
-        </w:rPr>
-        <w:t xml:space="preserve">Wikipedia</w:t>
-      </w:r>
-      <w:r>
-        <w:rPr>
-          <w:i/>
-          <w:iCs/>
-        </w:rPr>
-        <w:t xml:space="preserve">,</w:t>
-      </w:r>
-      <w:r>
-        <w:rPr>
-          <w:i/>
-          <w:iCs/>
-        </w:rPr>
-        <w:t xml:space="preserve"> </w:t>
-      </w:r>
-      <w:r>
-        <w:rPr>
-          <w:i/>
-          <w:iCs/>
-        </w:rPr>
-        <w:t xml:space="preserve">the Free Encyclopedia</w:t>
-      </w:r>
-      <w:r>
-        <w:t xml:space="preserve">.</w:t>
-      </w:r>
-      <w:r>
-        <w:t xml:space="preserve"> </w:t>
-      </w:r>
-      <w:hyperlink r:id="rId92">
-        <w:r>
-          <w:rPr>
-            <w:rStyle w:val="Hyperlink"/>
-          </w:rPr>
-          <w:t xml:space="preserve">https://en.wikipedia.org/wiki/Pooled_variance</w:t>
-        </w:r>
-      </w:hyperlink>
-      <w:r>
-        <w:t xml:space="preserve">.</w:t>
-      </w:r>
-    </w:p>
-    <w:bookmarkEnd w:id="93"/>
-    <w:bookmarkStart w:id="95" w:name="ref-wikipedia_students_t_test"/>
-    <w:p>
-      <w:pPr>
-        <w:pStyle w:val="Bibliography"/>
-      </w:pPr>
-      <w:r>
-        <w:t xml:space="preserve">Wikipedia contributors. 2026e.</w:t>
-      </w:r>
-      <w:r>
-        <w:t xml:space="preserve"> </w:t>
-      </w:r>
-      <w:r>
-        <w:rPr>
-          <w:i/>
-          <w:iCs/>
-        </w:rPr>
-        <w:t xml:space="preserve">Student’s t-Test —</w:t>
-      </w:r>
-      <w:r>
-        <w:rPr>
-          <w:i/>
-          <w:iCs/>
-        </w:rPr>
-        <w:t xml:space="preserve"> </w:t>
-      </w:r>
-      <w:r>
-        <w:rPr>
-          <w:i/>
-          <w:iCs/>
-        </w:rPr>
-        <w:t xml:space="preserve">Wikipedia</w:t>
-      </w:r>
-      <w:r>
-        <w:rPr>
-          <w:i/>
-          <w:iCs/>
-        </w:rPr>
-        <w:t xml:space="preserve">,</w:t>
-      </w:r>
-      <w:r>
-        <w:rPr>
-          <w:i/>
-          <w:iCs/>
-        </w:rPr>
-        <w:t xml:space="preserve"> </w:t>
-      </w:r>
-      <w:r>
-        <w:rPr>
-          <w:i/>
-          <w:iCs/>
-        </w:rPr>
-        <w:t xml:space="preserve">the Free Encyclopedia</w:t>
-      </w:r>
-      <w:r>
-        <w:t xml:space="preserve">.</w:t>
-      </w:r>
-      <w:r>
-        <w:t xml:space="preserve"> </w:t>
-      </w:r>
-      <w:hyperlink r:id="rId94">
-        <w:r>
-          <w:rPr>
-            <w:rStyle w:val="Hyperlink"/>
-          </w:rPr>
-          <w:t xml:space="preserve">https://en.wikipedia.org/wiki/Student%27s_t-test</w:t>
-        </w:r>
-      </w:hyperlink>
-      <w:r>
-        <w:t xml:space="preserve">.</w:t>
-      </w:r>
-    </w:p>
-    <w:bookmarkEnd w:id="95"/>
-    <w:bookmarkStart w:id="97" w:name="ref-wikipedia_welchs_t_test"/>
-    <w:p>
-      <w:pPr>
-        <w:pStyle w:val="Bibliography"/>
-      </w:pPr>
-      <w:r>
-        <w:t xml:space="preserve">Wikipedia contributors. 2026f.</w:t>
-      </w:r>
-      <w:r>
-        <w:t xml:space="preserve"> </w:t>
-      </w:r>
-      <w:r>
-        <w:rPr>
-          <w:i/>
-          <w:iCs/>
-        </w:rPr>
-        <w:t xml:space="preserve">Welch’s t-Test —</w:t>
-      </w:r>
-      <w:r>
-        <w:rPr>
-          <w:i/>
-          <w:iCs/>
-        </w:rPr>
-        <w:t xml:space="preserve"> </w:t>
-      </w:r>
-      <w:r>
-        <w:rPr>
-          <w:i/>
-          <w:iCs/>
-        </w:rPr>
-        <w:t xml:space="preserve">Wikipedia</w:t>
-      </w:r>
-      <w:r>
-        <w:rPr>
-          <w:i/>
-          <w:iCs/>
-        </w:rPr>
-        <w:t xml:space="preserve">,</w:t>
-      </w:r>
-      <w:r>
-        <w:rPr>
-          <w:i/>
-          <w:iCs/>
-        </w:rPr>
-        <w:t xml:space="preserve"> </w:t>
-      </w:r>
-      <w:r>
-        <w:rPr>
-          <w:i/>
-          <w:iCs/>
-        </w:rPr>
-        <w:t xml:space="preserve">the Free Encyclopedia</w:t>
-      </w:r>
-      <w:r>
-        <w:t xml:space="preserve">.</w:t>
-      </w:r>
-      <w:r>
-        <w:t xml:space="preserve"> </w:t>
-      </w:r>
-      <w:hyperlink r:id="rId96">
-        <w:r>
-          <w:rPr>
-            <w:rStyle w:val="Hyperlink"/>
-          </w:rPr>
-          <w:t xml:space="preserve">https://en.wikipedia.org/wiki/Welch%27s_t-test</w:t>
-        </w:r>
-      </w:hyperlink>
-      <w:r>
-        <w:t xml:space="preserve">.</w:t>
-      </w:r>
-    </w:p>
+    <w:bookmarkEnd w:id="96"/>
     <w:bookmarkEnd w:id="97"/>
     <w:bookmarkEnd w:id="98"/>
-    <w:bookmarkEnd w:id="99"/>
     <w:sectPr>
       <w:footnotePr>
         <w:numRestart w:val="eachSect"/>
@@ -19506,9 +19403,6 @@
     <w:abstractNumId w:val="991"/>
   </w:num>
   <w:num w:numId="1004">
-    <w:abstractNumId w:val="991"/>
-  </w:num>
-  <w:num w:numId="1005">
     <w:abstractNumId w:val="991"/>
   </w:num>
 </w:numbering>
